--- a/products-storage/08-pto-bez-zamechaniy/01-uvedomlenie-o-gotovnosti-id.docx
+++ b/products-storage/08-pto-bez-zamechaniy/01-uvedomlenie-o-gotovnosti-id.docx
@@ -3,143 +3,306 @@
 <w:document xmlns:wpc="http://schemas.microsoft.com/office/word/2010/wordprocessingCanvas" xmlns:mo="http://schemas.microsoft.com/office/mac/office/2008/main" xmlns:mc="http://schemas.openxmlformats.org/markup-compatibility/2006" xmlns:mv="urn:schemas-microsoft-com:mac:vml" xmlns:o="urn:schemas-microsoft-com:office:office" xmlns:r="http://schemas.openxmlformats.org/officeDocument/2006/relationships" xmlns:m="http://schemas.openxmlformats.org/officeDocument/2006/math" xmlns:v="urn:schemas-microsoft-com:vml" xmlns:wp14="http://schemas.microsoft.com/office/word/2010/wordprocessingDrawing" xmlns:wp="http://schemas.openxmlformats.org/drawingml/2006/wordprocessingDrawing" xmlns:w10="urn:schemas-microsoft-com:office:word" xmlns:w="http://schemas.openxmlformats.org/wordprocessingml/2006/main" xmlns:w14="http://schemas.microsoft.com/office/word/2010/wordml" xmlns:wpg="http://schemas.microsoft.com/office/word/2010/wordprocessingGroup" xmlns:wpi="http://schemas.microsoft.com/office/word/2010/wordprocessingInk" xmlns:wne="http://schemas.microsoft.com/office/word/2006/wordml" xmlns:wps="http://schemas.microsoft.com/office/word/2010/wordprocessingShape" mc:Ignorable="w14 wp14">
   <w:body>
     <w:p>
-      <w:pPr>
-        <w:pStyle w:val="Title"/>
-        <w:jc w:val="center"/>
-      </w:pPr>
       <w:r>
-        <w:t>УВЕДОМЛЕНИЕ о готовности исполнительной документации к передаче</w:t>
-      </w:r>
-    </w:p>
-    <w:p/>
-    <w:p>
-      <w:r>
-        <w:t>[На бланке организации]</w:t>
-      </w:r>
-    </w:p>
-    <w:p/>
-    <w:p>
-      <w:r>
-        <w:t>Исх. № _____ от '___' ___________ 20___ г.</w:t>
-      </w:r>
-    </w:p>
-    <w:p/>
-    <w:p>
-      <w:r>
-        <w:t>[Наименование заказчика]</w:t>
+        <w:rPr>
+          <w:rFonts w:ascii="Arial" w:hAnsi="Arial"/>
+        </w:rPr>
+        <w:t>Кому: {{ЗАКАЗЧИК, АДРЕС}}</w:t>
       </w:r>
     </w:p>
     <w:p>
       <w:r>
-        <w:t>[ФИО представителя]</w:t>
-      </w:r>
-    </w:p>
-    <w:p/>
-    <w:p>
-      <w:r>
-        <w:t>От [Наименование подрядчика]</w:t>
-      </w:r>
-    </w:p>
-    <w:p/>
-    <w:p>
-      <w:r>
-        <w:t>УВЕДОМЛЕНИЕ</w:t>
+        <w:rPr>
+          <w:rFonts w:ascii="Arial" w:hAnsi="Arial"/>
+        </w:rPr>
+        <w:t>От: {{ПОДРЯДЧИК, ИНН, АДРЕС}}</w:t>
       </w:r>
     </w:p>
     <w:p>
       <w:r>
-        <w:t>о готовности исполнительной документации к передаче</w:t>
+        <w:rPr>
+          <w:rFonts w:ascii="Arial" w:hAnsi="Arial"/>
+        </w:rPr>
+        <w:t>Исх. № {{...}} от {{...}}</w:t>
       </w:r>
     </w:p>
-    <w:p/>
     <w:p>
       <w:r>
-        <w:t>Уважаемый [ФИО]!</w:t>
+        <w:rPr>
+          <w:rFonts w:ascii="Arial" w:hAnsi="Arial"/>
+          <w:b/>
+          <w:color w:val="AE8031"/>
+          <w:sz w:val="26"/>
+        </w:rPr>
+        <w:t>УВЕДОМЛЕНИЕ О ГОТОВНОСТИ ИД К ПЕРЕДАЧЕ</w:t>
       </w:r>
     </w:p>
-    <w:p/>
     <w:p>
       <w:r>
-        <w:t>Сообщаем, что исполнительная документация по договору подряда № [номер] от [дата] в объеме [перечислить] подготовлена и готова к передаче.</w:t>
+        <w:rPr>
+          <w:rFonts w:ascii="Arial" w:hAnsi="Arial"/>
+        </w:rPr>
+        <w:t>Договор № {{...}} от {{...}}, объект {{...}}, этап/период {{...}}.</w:t>
       </w:r>
     </w:p>
-    <w:p/>
     <w:p>
       <w:r>
-        <w:t>Перечень документов:</w:t>
+        <w:rPr>
+          <w:rFonts w:ascii="Arial" w:hAnsi="Arial"/>
+        </w:rPr>
+        <w:t>Комплект исполнительной документации подготовлен по описи № {{...}} от {{...}}. Всего {{...}} позиций, {{...}} листов и {{...}} электронных файлов. Передача предложена {{ДАТА, ВРЕМЯ, МЕСТО / ДОГОВОРНЫЙ КАНАЛ}}.</w:t>
+      </w:r>
+    </w:p>
+    <w:tbl>
+      <w:tblPr>
+        <w:tblStyle w:val="TableGrid"/>
+        <w:tblW w:type="auto" w:w="0"/>
+        <w:tblLook w:firstColumn="1" w:firstRow="1" w:lastColumn="0" w:lastRow="0" w:noHBand="0" w:noVBand="1" w:val="04A0"/>
+      </w:tblPr>
+      <w:tblGrid>
+        <w:gridCol w:w="4819"/>
+        <w:gridCol w:w="4819"/>
+      </w:tblGrid>
+      <w:tr>
+        <w:trPr>
+          <w:cantSplit/>
+        </w:trPr>
+        <w:tc>
+          <w:tcPr>
+            <w:tcW w:type="dxa" w:w="4819"/>
+          </w:tcPr>
+          <w:p>
+            <w:pPr>
+              <w:spacing w:after="40"/>
+            </w:pPr>
+            <w:r>
+              <w:rPr>
+                <w:rFonts w:ascii="Arial" w:hAnsi="Arial"/>
+                <w:sz w:val="17"/>
+              </w:rPr>
+              <w:t>Раздел комплекта</w:t>
+            </w:r>
+          </w:p>
+        </w:tc>
+        <w:tc>
+          <w:tcPr>
+            <w:tcW w:type="dxa" w:w="4819"/>
+          </w:tcPr>
+          <w:p>
+            <w:pPr>
+              <w:spacing w:after="40"/>
+            </w:pPr>
+            <w:r>
+              <w:rPr>
+                <w:rFonts w:ascii="Arial" w:hAnsi="Arial"/>
+                <w:sz w:val="17"/>
+              </w:rPr>
+              <w:t>Реквизиты / количество</w:t>
+            </w:r>
+          </w:p>
+        </w:tc>
+      </w:tr>
+      <w:tr>
+        <w:trPr>
+          <w:cantSplit/>
+        </w:trPr>
+        <w:tc>
+          <w:tcPr>
+            <w:tcW w:type="dxa" w:w="4819"/>
+          </w:tcPr>
+          <w:p>
+            <w:pPr>
+              <w:spacing w:after="40"/>
+            </w:pPr>
+            <w:r>
+              <w:rPr>
+                <w:rFonts w:ascii="Arial" w:hAnsi="Arial"/>
+                <w:sz w:val="17"/>
+              </w:rPr>
+              <w:t>Акты освидетельствования</w:t>
+            </w:r>
+          </w:p>
+        </w:tc>
+        <w:tc>
+          <w:tcPr>
+            <w:tcW w:type="dxa" w:w="4819"/>
+          </w:tcPr>
+          <w:p>
+            <w:pPr>
+              <w:spacing w:after="40"/>
+            </w:pPr>
+            <w:r>
+              <w:rPr>
+                <w:rFonts w:ascii="Arial" w:hAnsi="Arial"/>
+                <w:sz w:val="17"/>
+              </w:rPr>
+              <w:t>{{НОМЕРА, ДАТЫ, ЛИСТЫ}}</w:t>
+            </w:r>
+          </w:p>
+        </w:tc>
+      </w:tr>
+      <w:tr>
+        <w:trPr>
+          <w:cantSplit/>
+        </w:trPr>
+        <w:tc>
+          <w:tcPr>
+            <w:tcW w:type="dxa" w:w="4819"/>
+          </w:tcPr>
+          <w:p>
+            <w:pPr>
+              <w:spacing w:after="40"/>
+            </w:pPr>
+            <w:r>
+              <w:rPr>
+                <w:rFonts w:ascii="Arial" w:hAnsi="Arial"/>
+                <w:sz w:val="17"/>
+              </w:rPr>
+              <w:t>Исполнительные схемы</w:t>
+            </w:r>
+          </w:p>
+        </w:tc>
+        <w:tc>
+          <w:tcPr>
+            <w:tcW w:type="dxa" w:w="4819"/>
+          </w:tcPr>
+          <w:p>
+            <w:pPr>
+              <w:spacing w:after="40"/>
+            </w:pPr>
+            <w:r>
+              <w:rPr>
+                <w:rFonts w:ascii="Arial" w:hAnsi="Arial"/>
+                <w:sz w:val="17"/>
+              </w:rPr>
+              <w:t>{{НОМЕРА, ВЕРСИИ, ЛИСТЫ}}</w:t>
+            </w:r>
+          </w:p>
+        </w:tc>
+      </w:tr>
+      <w:tr>
+        <w:trPr>
+          <w:cantSplit/>
+        </w:trPr>
+        <w:tc>
+          <w:tcPr>
+            <w:tcW w:type="dxa" w:w="4819"/>
+          </w:tcPr>
+          <w:p>
+            <w:pPr>
+              <w:spacing w:after="40"/>
+            </w:pPr>
+            <w:r>
+              <w:rPr>
+                <w:rFonts w:ascii="Arial" w:hAnsi="Arial"/>
+                <w:sz w:val="17"/>
+              </w:rPr>
+              <w:t>Журналы, паспорта, протоколы</w:t>
+            </w:r>
+          </w:p>
+        </w:tc>
+        <w:tc>
+          <w:tcPr>
+            <w:tcW w:type="dxa" w:w="4819"/>
+          </w:tcPr>
+          <w:p>
+            <w:pPr>
+              <w:spacing w:after="40"/>
+            </w:pPr>
+            <w:r>
+              <w:rPr>
+                <w:rFonts w:ascii="Arial" w:hAnsi="Arial"/>
+                <w:sz w:val="17"/>
+              </w:rPr>
+              <w:t>{{РЕЕСТР, ЛИСТЫ / ФАЙЛЫ}}</w:t>
+            </w:r>
+          </w:p>
+        </w:tc>
+      </w:tr>
+    </w:tbl>
+    <w:p>
+      <w:r>
+        <w:rPr>
+          <w:rFonts w:ascii="Arial" w:hAnsi="Arial"/>
+        </w:rPr>
+        <w:t>Просим назначить уполномоченного представителя для получения комплекта и подтвердить получение описи. Порядок рассмотрения документов и срок представления замечаний определяются договором.</w:t>
+      </w:r>
+    </w:p>
+    <w:p>
+      <w:r>
+        <w:rPr>
+          <w:rFonts w:ascii="Arial" w:hAnsi="Arial"/>
+        </w:rPr>
+        <w:t>Приложение: опись № {{...}} на {{...}} л.</w:t>
       </w:r>
     </w:p>
     <w:p>
       <w:pPr>
-        <w:pStyle w:val="ListBullet"/>
+        <w:spacing w:after="60"/>
       </w:pPr>
-      <w:r>
-        <w:t>КС-2 № _____ от _____ (___ листов)</w:t>
-      </w:r>
     </w:p>
-    <w:p>
-      <w:pPr>
-        <w:pStyle w:val="ListBullet"/>
-      </w:pPr>
-      <w:r>
-        <w:t>КС-3 № _____ от _____ (___ листов)</w:t>
-      </w:r>
-    </w:p>
-    <w:p>
-      <w:pPr>
-        <w:pStyle w:val="ListBullet"/>
-      </w:pPr>
-      <w:r>
-        <w:t>Акты скрытых работ (___ актов, ___ листов)</w:t>
-      </w:r>
-    </w:p>
-    <w:p>
-      <w:pPr>
-        <w:pStyle w:val="ListBullet"/>
-      </w:pPr>
-      <w:r>
-        <w:t>Исполнительные схемы (___ листов)</w:t>
-      </w:r>
-    </w:p>
-    <w:p>
-      <w:pPr>
-        <w:pStyle w:val="ListBullet"/>
-      </w:pPr>
-      <w:r>
-        <w:t>Сертификаты и паспорта (___ документов)</w:t>
-      </w:r>
-    </w:p>
-    <w:p/>
-    <w:p>
-      <w:r>
-        <w:t>Просим в срок до [дата] назначить представителя для приемки документации или направить письменные замечания.</w:t>
-      </w:r>
-    </w:p>
-    <w:p/>
-    <w:p>
-      <w:r>
-        <w:t>В случае неполучения ответа в указанный срок документация будет считаться принятой в соответствии с п. [номер] Договора.</w:t>
-      </w:r>
-    </w:p>
-    <w:p/>
-    <w:p>
-      <w:r>
-        <w:t>Генеральный директор _________________ [ФИО]</w:t>
-      </w:r>
-    </w:p>
-    <w:p>
-      <w:r>
-        <w:t>М.П.</w:t>
-      </w:r>
-    </w:p>
+    <w:tbl>
+      <w:tblPr>
+        <w:tblStyle w:val="TableGrid"/>
+        <w:tblW w:type="auto" w:w="0"/>
+        <w:tblLook w:firstColumn="1" w:firstRow="1" w:lastColumn="0" w:lastRow="0" w:noHBand="0" w:noVBand="1" w:val="04A0"/>
+      </w:tblPr>
+      <w:tblGrid>
+        <w:gridCol w:w="9638"/>
+      </w:tblGrid>
+      <w:tr>
+        <w:trPr>
+          <w:cantSplit/>
+        </w:trPr>
+        <w:tc>
+          <w:tcPr>
+            <w:tcW w:type="dxa" w:w="9638"/>
+          </w:tcPr>
+          <w:p>
+            <w:pPr>
+              <w:spacing w:after="60"/>
+            </w:pPr>
+            <w:r>
+              <w:rPr>
+                <w:rFonts w:ascii="Arial" w:hAnsi="Arial"/>
+                <w:sz w:val="19"/>
+              </w:rPr>
+              <w:t>Подрядчик</w:t>
+              <w:br/>
+              <w:t>Должность {{...}}    ФИО {{ФИО}}</w:t>
+              <w:br/>
+              <w:t>Подпись ____________    Дата ____________</w:t>
+            </w:r>
+          </w:p>
+        </w:tc>
+      </w:tr>
+    </w:tbl>
     <w:sectPr>
-      <w:pgSz w:w="12240" w:h="15840"/>
-      <w:pgMar w:top="1440" w:right="1800" w:bottom="1440" w:left="1800" w:header="720" w:footer="720" w:gutter="0"/>
+      <w:footerReference w:type="default" r:id="rId9"/>
+      <w:pgSz w:w="11906" w:h="16838"/>
+      <w:pgMar w:top="1020" w:right="1134" w:bottom="964" w:left="1134" w:header="720" w:footer="720" w:gutter="0"/>
       <w:cols w:space="720"/>
       <w:docGrid w:linePitch="360"/>
     </w:sectPr>
   </w:body>
 </w:document>
+</file>
+
+<file path=word/footer1.xml><?xml version="1.0" encoding="utf-8"?>
+<w:ftr xmlns:m="http://schemas.openxmlformats.org/officeDocument/2006/math" xmlns:mc="http://schemas.openxmlformats.org/markup-compatibility/2006" xmlns:mo="http://schemas.microsoft.com/office/mac/office/2008/main" xmlns:mv="urn:schemas-microsoft-com:mac:vml" xmlns:o="urn:schemas-microsoft-com:office:office" xmlns:r="http://schemas.openxmlformats.org/officeDocument/2006/relationships" xmlns:v="urn:schemas-microsoft-com:vml" xmlns:w10="urn:schemas-microsoft-com:office:word" xmlns:w14="http://schemas.microsoft.com/office/word/2010/wordml" xmlns:w="http://schemas.openxmlformats.org/wordprocessingml/2006/main" xmlns:wne="http://schemas.microsoft.com/office/word/2006/wordml" xmlns:wp14="http://schemas.microsoft.com/office/word/2010/wordprocessingDrawing" xmlns:wp="http://schemas.openxmlformats.org/drawingml/2006/wordprocessingDrawing" xmlns:wpc="http://schemas.microsoft.com/office/word/2010/wordprocessingCanvas" xmlns:wpg="http://schemas.microsoft.com/office/word/2010/wordprocessingGroup" xmlns:wpi="http://schemas.microsoft.com/office/word/2010/wordprocessingInk" xmlns:wps="http://schemas.microsoft.com/office/word/2010/wordprocessingShape" mc:Ignorable="w14 wp14">
+  <w:p>
+    <w:pPr>
+      <w:pStyle w:val="Footer"/>
+    </w:pPr>
+    <w:r>
+      <w:rPr>
+        <w:color w:val="AE8031"/>
+        <w:sz w:val="16"/>
+      </w:rPr>
+      <w:t>НА СТОРОНЕ ПОДРЯДЧИКА  /  P4</w:t>
+    </w:r>
+  </w:p>
+</w:ftr>
 </file>
 
 <file path=word/numbering.xml><?xml version="1.0" encoding="utf-8"?>
@@ -505,6 +668,14 @@
     <w:name w:val="Normal"/>
     <w:qFormat/>
     <w:rsid w:val="00FC693F"/>
+    <w:pPr>
+      <w:spacing w:after="120" w:line="269" w:lineRule="auto"/>
+    </w:pPr>
+    <w:rPr>
+      <w:rFonts w:ascii="Arial" w:hAnsi="Arial"/>
+      <w:color w:val="2B3239"/>
+      <w:sz w:val="20"/>
+    </w:rPr>
   </w:style>
   <w:style w:type="paragraph" w:styleId="Header">
     <w:name w:val="header"/>
